--- a/作业/操作系统/2452545_刘晴语_项目3.docx
+++ b/作业/操作系统/2452545_刘晴语_项目3.docx
@@ -2,6 +2,892 @@
 <file path=word/document.xml><?xml version="1.0" encoding="utf-8"?>
 <w:document xmlns:wpc="http://schemas.microsoft.com/office/word/2010/wordprocessingCanvas" xmlns:cx="http://schemas.microsoft.com/office/drawing/2014/chartex" xmlns:cx1="http://schemas.microsoft.com/office/drawing/2015/9/8/chartex" xmlns:cx2="http://schemas.microsoft.com/office/drawing/2015/10/21/chartex" xmlns:cx3="http://schemas.microsoft.com/office/drawing/2016/5/9/chartex" xmlns:cx4="http://schemas.microsoft.com/office/drawing/2016/5/10/chartex" xmlns:cx5="http://schemas.microsoft.com/office/drawing/2016/5/11/chartex" xmlns:cx6="http://schemas.microsoft.com/office/drawing/2016/5/12/chartex" xmlns:cx7="http://schemas.microsoft.com/office/drawing/2016/5/13/chartex" xmlns:cx8="http://schemas.microsoft.com/office/drawing/2016/5/14/chartex" xmlns:mc="http://schemas.openxmlformats.org/markup-compatibility/2006" xmlns:aink="http://schemas.microsoft.com/office/drawing/2016/ink" xmlns:am3d="http://schemas.microsoft.com/office/drawing/2017/model3d" xmlns:o="urn:schemas-microsoft-com:office:office" xmlns:oel="http://schemas.microsoft.com/office/2019/extlst" xmlns:r="http://schemas.openxmlformats.org/officeDocument/2006/relationships" xmlns:m="http://schemas.openxmlformats.org/officeDocument/2006/math" xmlns:v="urn:schemas-microsoft-com:vml" xmlns:wp14="http://schemas.microsoft.com/office/word/2010/wordprocessingDrawing" xmlns:wp="http://schemas.openxmlformats.org/drawingml/2006/wordprocessingDrawing" xmlns:w10="urn:schemas-microsoft-com:office:word" xmlns:w="http://schemas.openxmlformats.org/wordprocessingml/2006/main" xmlns:w14="http://schemas.microsoft.com/office/word/2010/wordml" xmlns:w15="http://schemas.microsoft.com/office/word/2012/wordml" xmlns:w16cex="http://schemas.microsoft.com/office/word/2018/wordml/cex" xmlns:w16cid="http://schemas.microsoft.com/office/word/2016/wordml/cid" xmlns:w16="http://schemas.microsoft.com/office/word/2018/wordml" xmlns:w16du="http://schemas.microsoft.com/office/word/2023/wordml/word16du" xmlns:w16sdtdh="http://schemas.microsoft.com/office/word/2020/wordml/sdtdatahash" xmlns:w16sdtfl="http://schemas.microsoft.com/office/word/2024/wordml/sdtformatlock" xmlns:w16se="http://schemas.microsoft.com/office/word/2015/wordml/symex" xmlns:wpg="http://schemas.microsoft.com/office/word/2010/wordprocessingGroup" xmlns:wpi="http://schemas.microsoft.com/office/word/2010/wordprocessingInk" xmlns:wne="http://schemas.microsoft.com/office/word/2006/wordml" xmlns:wps="http://schemas.microsoft.com/office/word/2010/wordprocessingShape" mc:Ignorable="w14 w15 w16se w16cid w16 w16cex w16sdtdh w16sdtfl w16du wp14">
   <w:body>
+    <w:p>
+      <w:pPr>
+        <w:jc w:val="center"/>
+        <w:rPr>
+          <w:rFonts w:hint="eastAsia"/>
+          <w:color w:val="000000"/>
+          <w:sz w:val="20"/>
+          <w:szCs w:val="21"/>
+        </w:rPr>
+      </w:pPr>
+      <w:r>
+        <w:rPr>
+          <w:rFonts w:hint="eastAsia"/>
+          <w:noProof/>
+          <w:sz w:val="20"/>
+          <w:szCs w:val="21"/>
+        </w:rPr>
+        <w:drawing>
+          <wp:inline distT="0" distB="0" distL="0" distR="0" wp14:anchorId="51EF006C" wp14:editId="58F00C12">
+            <wp:extent cx="4220845" cy="1045210"/>
+            <wp:effectExtent l="0" t="0" r="8255" b="2540"/>
+            <wp:docPr id="4" name="图片 2"/>
+            <wp:cNvGraphicFramePr>
+              <a:graphicFrameLocks xmlns:a="http://schemas.openxmlformats.org/drawingml/2006/main" noChangeAspect="1"/>
+            </wp:cNvGraphicFramePr>
+            <a:graphic xmlns:a="http://schemas.openxmlformats.org/drawingml/2006/main">
+              <a:graphicData uri="http://schemas.openxmlformats.org/drawingml/2006/picture">
+                <pic:pic xmlns:pic="http://schemas.openxmlformats.org/drawingml/2006/picture">
+                  <pic:nvPicPr>
+                    <pic:cNvPr id="0" name="Picture 4"/>
+                    <pic:cNvPicPr>
+                      <a:picLocks noChangeAspect="1" noChangeArrowheads="1"/>
+                    </pic:cNvPicPr>
+                  </pic:nvPicPr>
+                  <pic:blipFill>
+                    <a:blip r:embed="rId5">
+                      <a:extLst>
+                        <a:ext uri="{28A0092B-C50C-407E-A947-70E740481C1C}">
+                          <a14:useLocalDpi xmlns:a14="http://schemas.microsoft.com/office/drawing/2010/main" val="0"/>
+                        </a:ext>
+                      </a:extLst>
+                    </a:blip>
+                    <a:srcRect/>
+                    <a:stretch>
+                      <a:fillRect/>
+                    </a:stretch>
+                  </pic:blipFill>
+                  <pic:spPr bwMode="auto">
+                    <a:xfrm>
+                      <a:off x="0" y="0"/>
+                      <a:ext cx="4220845" cy="1045210"/>
+                    </a:xfrm>
+                    <a:prstGeom prst="rect">
+                      <a:avLst/>
+                    </a:prstGeom>
+                    <a:noFill/>
+                    <a:ln>
+                      <a:noFill/>
+                    </a:ln>
+                  </pic:spPr>
+                </pic:pic>
+              </a:graphicData>
+            </a:graphic>
+          </wp:inline>
+        </w:drawing>
+      </w:r>
+      <w:r>
+        <w:rPr>
+          <w:color w:val="000000"/>
+          <w:sz w:val="20"/>
+          <w:szCs w:val="21"/>
+        </w:rPr>
+        <w:t xml:space="preserve"> </w:t>
+      </w:r>
+    </w:p>
+    <w:p>
+      <w:pPr>
+        <w:pStyle w:val="af"/>
+        <w:rPr>
+          <w:rFonts w:eastAsia="等线"/>
+          <w:color w:val="000000"/>
+          <w:sz w:val="28"/>
+          <w:szCs w:val="28"/>
+        </w:rPr>
+      </w:pPr>
+      <w:r>
+        <w:rPr>
+          <w:rFonts w:eastAsia="等线" w:hint="eastAsia"/>
+          <w:color w:val="000000"/>
+          <w:sz w:val="28"/>
+          <w:szCs w:val="28"/>
+        </w:rPr>
+        <w:t>TONGJI UNIVERSITY</w:t>
+      </w:r>
+    </w:p>
+    <w:p/>
+    <w:p>
+      <w:pPr>
+        <w:rPr>
+          <w:rFonts w:hint="eastAsia"/>
+        </w:rPr>
+      </w:pPr>
+    </w:p>
+    <w:p>
+      <w:pPr>
+        <w:rPr>
+          <w:rFonts w:hint="eastAsia"/>
+          <w:color w:val="000000"/>
+          <w:sz w:val="20"/>
+          <w:szCs w:val="21"/>
+        </w:rPr>
+      </w:pPr>
+      <w:r>
+        <w:rPr>
+          <w:color w:val="000000"/>
+          <w:sz w:val="20"/>
+          <w:szCs w:val="21"/>
+        </w:rPr>
+        <w:t xml:space="preserve"> </w:t>
+      </w:r>
+    </w:p>
+    <w:p>
+      <w:pPr>
+        <w:jc w:val="center"/>
+        <w:rPr>
+          <w:rFonts w:ascii="黑体" w:eastAsia="黑体" w:hAnsi="黑体"/>
+          <w:color w:val="000000"/>
+          <w:sz w:val="48"/>
+          <w:szCs w:val="48"/>
+        </w:rPr>
+      </w:pPr>
+      <w:r>
+        <w:rPr>
+          <w:rFonts w:ascii="黑体" w:eastAsia="黑体" w:hAnsi="黑体"/>
+          <w:color w:val="000000"/>
+          <w:sz w:val="48"/>
+          <w:szCs w:val="48"/>
+        </w:rPr>
+        <w:t>十字路口交通调度处理机管理设计</w:t>
+      </w:r>
+      <w:r>
+        <w:rPr>
+          <w:rFonts w:ascii="黑体" w:eastAsia="黑体" w:hAnsi="黑体" w:hint="eastAsia"/>
+          <w:color w:val="000000"/>
+          <w:sz w:val="48"/>
+          <w:szCs w:val="48"/>
+        </w:rPr>
+        <w:t>方案</w:t>
+      </w:r>
+    </w:p>
+    <w:p>
+      <w:pPr>
+        <w:jc w:val="center"/>
+        <w:rPr>
+          <w:rFonts w:ascii="黑体" w:eastAsia="黑体" w:hAnsi="黑体"/>
+          <w:color w:val="000000"/>
+          <w:sz w:val="48"/>
+          <w:szCs w:val="48"/>
+        </w:rPr>
+      </w:pPr>
+    </w:p>
+    <w:p>
+      <w:pPr>
+        <w:jc w:val="center"/>
+        <w:rPr>
+          <w:rFonts w:ascii="黑体" w:eastAsia="黑体" w:hAnsi="黑体"/>
+          <w:color w:val="000000"/>
+          <w:sz w:val="48"/>
+          <w:szCs w:val="48"/>
+        </w:rPr>
+      </w:pPr>
+    </w:p>
+    <w:p>
+      <w:pPr>
+        <w:jc w:val="center"/>
+        <w:rPr>
+          <w:rFonts w:eastAsia="黑体"/>
+          <w:color w:val="000000"/>
+          <w:sz w:val="48"/>
+          <w:szCs w:val="48"/>
+        </w:rPr>
+      </w:pPr>
+    </w:p>
+    <w:p>
+      <w:pPr>
+        <w:jc w:val="center"/>
+        <w:rPr>
+          <w:rFonts w:eastAsia="黑体" w:hint="eastAsia"/>
+          <w:color w:val="000000"/>
+          <w:sz w:val="48"/>
+          <w:szCs w:val="48"/>
+        </w:rPr>
+      </w:pPr>
+    </w:p>
+    <w:p>
+      <w:pPr>
+        <w:spacing w:line="800" w:lineRule="exact"/>
+        <w:rPr>
+          <w:rFonts w:eastAsia="黑体" w:hint="eastAsia"/>
+          <w:color w:val="000000"/>
+          <w:sz w:val="28"/>
+          <w:szCs w:val="28"/>
+          <w:u w:val="single"/>
+        </w:rPr>
+      </w:pPr>
+      <w:r>
+        <w:rPr>
+          <w:rFonts w:ascii="黑体" w:eastAsia="黑体" w:hAnsi="黑体" w:hint="eastAsia"/>
+          <w:color w:val="000000"/>
+          <w:sz w:val="28"/>
+          <w:szCs w:val="28"/>
+        </w:rPr>
+        <w:t>学</w:t>
+      </w:r>
+      <w:r>
+        <w:rPr>
+          <w:rFonts w:eastAsia="黑体" w:hint="eastAsia"/>
+          <w:color w:val="000000"/>
+          <w:sz w:val="28"/>
+          <w:szCs w:val="28"/>
+        </w:rPr>
+        <w:t xml:space="preserve">    </w:t>
+      </w:r>
+      <w:r>
+        <w:rPr>
+          <w:rFonts w:ascii="黑体" w:eastAsia="黑体" w:hAnsi="黑体" w:hint="eastAsia"/>
+          <w:color w:val="000000"/>
+          <w:sz w:val="28"/>
+          <w:szCs w:val="28"/>
+        </w:rPr>
+        <w:t>院</w:t>
+      </w:r>
+      <w:r>
+        <w:rPr>
+          <w:rFonts w:eastAsia="黑体" w:hint="eastAsia"/>
+          <w:color w:val="000000"/>
+          <w:sz w:val="28"/>
+          <w:szCs w:val="28"/>
+        </w:rPr>
+        <w:t xml:space="preserve">  </w:t>
+      </w:r>
+      <w:r>
+        <w:rPr>
+          <w:rFonts w:ascii="黑体" w:eastAsia="黑体" w:hAnsi="黑体" w:hint="eastAsia"/>
+          <w:color w:val="000000"/>
+          <w:sz w:val="28"/>
+          <w:szCs w:val="28"/>
+          <w:u w:val="single"/>
+        </w:rPr>
+        <w:t xml:space="preserve">  </w:t>
+      </w:r>
+      <w:r>
+        <w:rPr>
+          <w:rFonts w:ascii="黑体" w:eastAsia="黑体" w:hAnsi="黑体" w:hint="eastAsia"/>
+          <w:color w:val="000000"/>
+          <w:sz w:val="28"/>
+          <w:szCs w:val="28"/>
+          <w:u w:val="single"/>
+        </w:rPr>
+        <w:t xml:space="preserve">  </w:t>
+      </w:r>
+      <w:r>
+        <w:rPr>
+          <w:rFonts w:ascii="黑体" w:eastAsia="黑体" w:hAnsi="黑体" w:hint="eastAsia"/>
+          <w:color w:val="000000"/>
+          <w:sz w:val="28"/>
+          <w:szCs w:val="28"/>
+          <w:u w:val="single"/>
+        </w:rPr>
+        <w:t xml:space="preserve">  </w:t>
+      </w:r>
+      <w:r>
+        <w:rPr>
+          <w:rFonts w:ascii="黑体" w:eastAsia="黑体" w:hAnsi="黑体" w:hint="eastAsia"/>
+          <w:color w:val="000000"/>
+          <w:sz w:val="28"/>
+          <w:szCs w:val="28"/>
+          <w:u w:val="single"/>
+        </w:rPr>
+        <w:t>计算机科学与技术学院</w:t>
+      </w:r>
+      <w:r>
+        <w:rPr>
+          <w:rFonts w:ascii="黑体" w:eastAsia="黑体" w:hAnsi="黑体" w:hint="eastAsia"/>
+          <w:color w:val="000000"/>
+          <w:sz w:val="28"/>
+          <w:szCs w:val="28"/>
+          <w:u w:val="single"/>
+        </w:rPr>
+        <w:t xml:space="preserve"> </w:t>
+      </w:r>
+      <w:r>
+        <w:rPr>
+          <w:rFonts w:ascii="黑体" w:eastAsia="黑体" w:hAnsi="黑体" w:hint="eastAsia"/>
+          <w:color w:val="000000"/>
+          <w:sz w:val="28"/>
+          <w:szCs w:val="28"/>
+          <w:u w:val="single"/>
+        </w:rPr>
+        <w:t xml:space="preserve">   </w:t>
+      </w:r>
+      <w:r>
+        <w:rPr>
+          <w:rFonts w:eastAsia="黑体" w:hint="eastAsia"/>
+          <w:color w:val="000000"/>
+          <w:sz w:val="28"/>
+          <w:szCs w:val="28"/>
+          <w:u w:val="single"/>
+        </w:rPr>
+        <w:t xml:space="preserve">  </w:t>
+      </w:r>
+    </w:p>
+    <w:p>
+      <w:pPr>
+        <w:spacing w:line="800" w:lineRule="exact"/>
+        <w:rPr>
+          <w:rFonts w:eastAsia="黑体" w:hint="eastAsia"/>
+          <w:color w:val="000000"/>
+          <w:sz w:val="28"/>
+          <w:szCs w:val="28"/>
+          <w:u w:val="single"/>
+        </w:rPr>
+      </w:pPr>
+      <w:r>
+        <w:rPr>
+          <w:rFonts w:ascii="黑体" w:eastAsia="黑体" w:hAnsi="黑体" w:hint="eastAsia"/>
+          <w:color w:val="000000"/>
+          <w:sz w:val="28"/>
+          <w:szCs w:val="28"/>
+        </w:rPr>
+        <w:t>专</w:t>
+      </w:r>
+      <w:r>
+        <w:rPr>
+          <w:rFonts w:ascii="黑体" w:eastAsia="黑体" w:hAnsi="黑体" w:hint="eastAsia"/>
+          <w:color w:val="000000"/>
+          <w:sz w:val="28"/>
+          <w:szCs w:val="28"/>
+        </w:rPr>
+        <w:t xml:space="preserve">  </w:t>
+      </w:r>
+      <w:r>
+        <w:rPr>
+          <w:rFonts w:ascii="黑体" w:eastAsia="黑体" w:hAnsi="黑体" w:hint="eastAsia"/>
+          <w:color w:val="000000"/>
+          <w:sz w:val="28"/>
+          <w:szCs w:val="28"/>
+        </w:rPr>
+        <w:t xml:space="preserve">  业</w:t>
+      </w:r>
+      <w:r>
+        <w:rPr>
+          <w:rFonts w:eastAsia="黑体" w:hint="eastAsia"/>
+          <w:color w:val="000000"/>
+          <w:sz w:val="28"/>
+          <w:szCs w:val="28"/>
+        </w:rPr>
+        <w:t xml:space="preserve">  </w:t>
+      </w:r>
+      <w:r>
+        <w:rPr>
+          <w:rFonts w:ascii="黑体" w:eastAsia="黑体" w:hAnsi="黑体" w:hint="eastAsia"/>
+          <w:color w:val="000000"/>
+          <w:sz w:val="28"/>
+          <w:szCs w:val="28"/>
+          <w:u w:val="single"/>
+        </w:rPr>
+        <w:t xml:space="preserve">     </w:t>
+      </w:r>
+      <w:r>
+        <w:rPr>
+          <w:rFonts w:ascii="黑体" w:eastAsia="黑体" w:hAnsi="黑体" w:hint="eastAsia"/>
+          <w:color w:val="000000"/>
+          <w:sz w:val="28"/>
+          <w:szCs w:val="28"/>
+          <w:u w:val="single"/>
+        </w:rPr>
+        <w:t xml:space="preserve"> </w:t>
+      </w:r>
+      <w:r>
+        <w:rPr>
+          <w:rFonts w:ascii="黑体" w:eastAsia="黑体" w:hAnsi="黑体" w:hint="eastAsia"/>
+          <w:color w:val="000000"/>
+          <w:sz w:val="28"/>
+          <w:szCs w:val="28"/>
+          <w:u w:val="single"/>
+        </w:rPr>
+        <w:t xml:space="preserve"> </w:t>
+      </w:r>
+      <w:r>
+        <w:rPr>
+          <w:rFonts w:ascii="黑体" w:eastAsia="黑体" w:hAnsi="黑体" w:hint="eastAsia"/>
+          <w:color w:val="000000"/>
+          <w:sz w:val="28"/>
+          <w:szCs w:val="28"/>
+          <w:u w:val="single"/>
+        </w:rPr>
+        <w:t xml:space="preserve">  软件工程  </w:t>
+      </w:r>
+      <w:r>
+        <w:rPr>
+          <w:rFonts w:eastAsia="黑体" w:hint="eastAsia"/>
+          <w:color w:val="000000"/>
+          <w:sz w:val="28"/>
+          <w:szCs w:val="28"/>
+          <w:u w:val="single"/>
+        </w:rPr>
+        <w:t xml:space="preserve">          </w:t>
+      </w:r>
+      <w:r>
+        <w:rPr>
+          <w:rFonts w:ascii="黑体" w:eastAsia="黑体" w:hAnsi="黑体" w:hint="eastAsia"/>
+          <w:color w:val="000000"/>
+          <w:sz w:val="28"/>
+          <w:szCs w:val="28"/>
+          <w:u w:val="single"/>
+        </w:rPr>
+        <w:t xml:space="preserve">   </w:t>
+      </w:r>
+    </w:p>
+    <w:p>
+      <w:pPr>
+        <w:spacing w:line="800" w:lineRule="exact"/>
+        <w:rPr>
+          <w:rFonts w:eastAsia="黑体" w:hint="eastAsia"/>
+          <w:color w:val="000000"/>
+          <w:sz w:val="28"/>
+          <w:szCs w:val="28"/>
+          <w:u w:val="single"/>
+        </w:rPr>
+      </w:pPr>
+      <w:r>
+        <w:rPr>
+          <w:rFonts w:ascii="黑体" w:eastAsia="黑体" w:hAnsi="黑体" w:hint="eastAsia"/>
+          <w:color w:val="000000"/>
+          <w:sz w:val="28"/>
+          <w:szCs w:val="28"/>
+        </w:rPr>
+        <w:t>学生姓名</w:t>
+      </w:r>
+      <w:r>
+        <w:rPr>
+          <w:rFonts w:eastAsia="黑体" w:hint="eastAsia"/>
+          <w:color w:val="000000"/>
+          <w:sz w:val="28"/>
+          <w:szCs w:val="28"/>
+        </w:rPr>
+        <w:t xml:space="preserve">  </w:t>
+      </w:r>
+      <w:r>
+        <w:rPr>
+          <w:rFonts w:ascii="黑体" w:eastAsia="黑体" w:hAnsi="黑体" w:hint="eastAsia"/>
+          <w:color w:val="000000"/>
+          <w:sz w:val="28"/>
+          <w:szCs w:val="28"/>
+          <w:u w:val="single"/>
+        </w:rPr>
+        <w:t xml:space="preserve">  </w:t>
+      </w:r>
+      <w:r>
+        <w:rPr>
+          <w:rFonts w:ascii="黑体" w:eastAsia="黑体" w:hAnsi="黑体" w:hint="eastAsia"/>
+          <w:color w:val="000000"/>
+          <w:sz w:val="28"/>
+          <w:szCs w:val="28"/>
+          <w:u w:val="single"/>
+        </w:rPr>
+        <w:t xml:space="preserve">        </w:t>
+      </w:r>
+      <w:r>
+        <w:rPr>
+          <w:rFonts w:ascii="黑体" w:eastAsia="黑体" w:hAnsi="黑体" w:hint="eastAsia"/>
+          <w:color w:val="000000"/>
+          <w:sz w:val="28"/>
+          <w:szCs w:val="28"/>
+          <w:u w:val="single"/>
+        </w:rPr>
+        <w:t xml:space="preserve">刘晴语  </w:t>
+      </w:r>
+      <w:r>
+        <w:rPr>
+          <w:rFonts w:ascii="黑体" w:eastAsia="黑体" w:hAnsi="黑体" w:hint="eastAsia"/>
+          <w:color w:val="000000"/>
+          <w:sz w:val="28"/>
+          <w:szCs w:val="28"/>
+          <w:u w:val="single"/>
+        </w:rPr>
+        <w:t xml:space="preserve"> </w:t>
+      </w:r>
+      <w:r>
+        <w:rPr>
+          <w:rFonts w:ascii="黑体" w:eastAsia="黑体" w:hAnsi="黑体" w:hint="eastAsia"/>
+          <w:color w:val="000000"/>
+          <w:sz w:val="28"/>
+          <w:szCs w:val="28"/>
+          <w:u w:val="single"/>
+        </w:rPr>
+        <w:t xml:space="preserve">      </w:t>
+      </w:r>
+      <w:r>
+        <w:rPr>
+          <w:rFonts w:eastAsia="黑体" w:hint="eastAsia"/>
+          <w:color w:val="000000"/>
+          <w:sz w:val="28"/>
+          <w:szCs w:val="28"/>
+          <w:u w:val="single"/>
+        </w:rPr>
+        <w:t xml:space="preserve"> </w:t>
+      </w:r>
+      <w:r>
+        <w:rPr>
+          <w:rFonts w:eastAsia="黑体" w:hint="eastAsia"/>
+          <w:color w:val="000000"/>
+          <w:sz w:val="28"/>
+          <w:szCs w:val="28"/>
+          <w:u w:val="single"/>
+        </w:rPr>
+        <w:t xml:space="preserve">      </w:t>
+      </w:r>
+    </w:p>
+    <w:p>
+      <w:pPr>
+        <w:spacing w:line="800" w:lineRule="exact"/>
+        <w:rPr>
+          <w:rFonts w:eastAsia="黑体" w:hint="eastAsia"/>
+          <w:color w:val="000000"/>
+          <w:sz w:val="28"/>
+          <w:szCs w:val="28"/>
+        </w:rPr>
+      </w:pPr>
+      <w:r>
+        <w:rPr>
+          <w:rFonts w:ascii="黑体" w:eastAsia="黑体" w:hAnsi="黑体" w:hint="eastAsia"/>
+          <w:color w:val="000000"/>
+          <w:sz w:val="28"/>
+          <w:szCs w:val="28"/>
+        </w:rPr>
+        <w:t xml:space="preserve">学 </w:t>
+      </w:r>
+      <w:r>
+        <w:rPr>
+          <w:rFonts w:ascii="黑体" w:eastAsia="黑体" w:hAnsi="黑体" w:hint="eastAsia"/>
+          <w:color w:val="000000"/>
+          <w:sz w:val="28"/>
+          <w:szCs w:val="28"/>
+        </w:rPr>
+        <w:t xml:space="preserve">  </w:t>
+      </w:r>
+      <w:r>
+        <w:rPr>
+          <w:rFonts w:ascii="黑体" w:eastAsia="黑体" w:hAnsi="黑体" w:hint="eastAsia"/>
+          <w:color w:val="000000"/>
+          <w:sz w:val="28"/>
+          <w:szCs w:val="28"/>
+        </w:rPr>
+        <w:t xml:space="preserve"> 号</w:t>
+      </w:r>
+      <w:r>
+        <w:rPr>
+          <w:rFonts w:eastAsia="黑体" w:hint="eastAsia"/>
+          <w:color w:val="000000"/>
+          <w:sz w:val="28"/>
+          <w:szCs w:val="28"/>
+        </w:rPr>
+        <w:t xml:space="preserve">  </w:t>
+      </w:r>
+      <w:r>
+        <w:rPr>
+          <w:rFonts w:ascii="黑体" w:eastAsia="黑体" w:hAnsi="黑体" w:hint="eastAsia"/>
+          <w:color w:val="000000"/>
+          <w:sz w:val="28"/>
+          <w:szCs w:val="28"/>
+          <w:u w:val="single"/>
+        </w:rPr>
+        <w:t xml:space="preserve"> </w:t>
+      </w:r>
+      <w:r>
+        <w:rPr>
+          <w:rFonts w:eastAsia="黑体" w:hint="eastAsia"/>
+          <w:color w:val="000000"/>
+          <w:sz w:val="28"/>
+          <w:szCs w:val="28"/>
+          <w:u w:val="single"/>
+        </w:rPr>
+        <w:t xml:space="preserve"> </w:t>
+      </w:r>
+      <w:r>
+        <w:rPr>
+          <w:rFonts w:eastAsia="黑体" w:hint="eastAsia"/>
+          <w:color w:val="000000"/>
+          <w:sz w:val="28"/>
+          <w:szCs w:val="28"/>
+          <w:u w:val="single"/>
+        </w:rPr>
+        <w:t xml:space="preserve">       </w:t>
+      </w:r>
+      <w:r>
+        <w:rPr>
+          <w:rFonts w:eastAsia="黑体" w:hint="eastAsia"/>
+          <w:color w:val="000000"/>
+          <w:sz w:val="28"/>
+          <w:szCs w:val="28"/>
+          <w:u w:val="single"/>
+        </w:rPr>
+        <w:t xml:space="preserve"> </w:t>
+      </w:r>
+      <w:r>
+        <w:rPr>
+          <w:rFonts w:ascii="黑体" w:eastAsia="黑体" w:hAnsi="黑体" w:hint="eastAsia"/>
+          <w:color w:val="000000"/>
+          <w:sz w:val="28"/>
+          <w:szCs w:val="28"/>
+          <w:u w:val="single"/>
+        </w:rPr>
+        <w:t>2452545</w:t>
+      </w:r>
+      <w:r>
+        <w:rPr>
+          <w:rFonts w:ascii="黑体" w:eastAsia="黑体" w:hAnsi="黑体" w:hint="eastAsia"/>
+          <w:color w:val="000000"/>
+          <w:sz w:val="28"/>
+          <w:szCs w:val="28"/>
+          <w:u w:val="single"/>
+        </w:rPr>
+        <w:t xml:space="preserve">  </w:t>
+      </w:r>
+      <w:r>
+        <w:rPr>
+          <w:rFonts w:eastAsia="黑体" w:hint="eastAsia"/>
+          <w:color w:val="000000"/>
+          <w:sz w:val="28"/>
+          <w:szCs w:val="28"/>
+          <w:u w:val="single"/>
+        </w:rPr>
+        <w:t xml:space="preserve">   </w:t>
+      </w:r>
+      <w:r>
+        <w:rPr>
+          <w:rFonts w:eastAsia="黑体" w:hint="eastAsia"/>
+          <w:color w:val="000000"/>
+          <w:sz w:val="28"/>
+          <w:szCs w:val="28"/>
+          <w:u w:val="single"/>
+        </w:rPr>
+        <w:t xml:space="preserve">  </w:t>
+      </w:r>
+      <w:r>
+        <w:rPr>
+          <w:rFonts w:eastAsia="黑体" w:hint="eastAsia"/>
+          <w:color w:val="000000"/>
+          <w:sz w:val="28"/>
+          <w:szCs w:val="28"/>
+          <w:u w:val="single"/>
+        </w:rPr>
+        <w:t xml:space="preserve"> </w:t>
+      </w:r>
+      <w:r>
+        <w:rPr>
+          <w:rFonts w:eastAsia="黑体" w:hint="eastAsia"/>
+          <w:color w:val="000000"/>
+          <w:sz w:val="28"/>
+          <w:szCs w:val="28"/>
+          <w:u w:val="single"/>
+        </w:rPr>
+        <w:t xml:space="preserve"> </w:t>
+      </w:r>
+      <w:r>
+        <w:rPr>
+          <w:rFonts w:eastAsia="黑体" w:hint="eastAsia"/>
+          <w:color w:val="000000"/>
+          <w:sz w:val="28"/>
+          <w:szCs w:val="28"/>
+          <w:u w:val="single"/>
+        </w:rPr>
+        <w:t xml:space="preserve">  </w:t>
+      </w:r>
+      <w:r>
+        <w:rPr>
+          <w:rFonts w:ascii="黑体" w:eastAsia="黑体" w:hAnsi="黑体" w:hint="eastAsia"/>
+          <w:color w:val="000000"/>
+          <w:sz w:val="28"/>
+          <w:szCs w:val="28"/>
+          <w:u w:val="single"/>
+        </w:rPr>
+        <w:t xml:space="preserve">    </w:t>
+      </w:r>
+    </w:p>
+    <w:p>
+      <w:pPr>
+        <w:spacing w:line="800" w:lineRule="exact"/>
+        <w:rPr>
+          <w:rFonts w:ascii="黑体" w:eastAsia="黑体" w:hAnsi="黑体" w:hint="eastAsia"/>
+          <w:color w:val="000000"/>
+          <w:sz w:val="28"/>
+          <w:szCs w:val="28"/>
+          <w:u w:val="single"/>
+        </w:rPr>
+      </w:pPr>
+      <w:r>
+        <w:rPr>
+          <w:rFonts w:ascii="黑体" w:eastAsia="黑体" w:hAnsi="黑体" w:hint="eastAsia"/>
+          <w:color w:val="000000"/>
+          <w:sz w:val="28"/>
+          <w:szCs w:val="28"/>
+        </w:rPr>
+        <w:t xml:space="preserve">日  </w:t>
+      </w:r>
+      <w:r>
+        <w:rPr>
+          <w:rFonts w:ascii="黑体" w:eastAsia="黑体" w:hAnsi="黑体" w:hint="eastAsia"/>
+          <w:color w:val="000000"/>
+          <w:sz w:val="28"/>
+          <w:szCs w:val="28"/>
+        </w:rPr>
+        <w:t xml:space="preserve">  </w:t>
+      </w:r>
+      <w:r>
+        <w:rPr>
+          <w:rFonts w:ascii="黑体" w:eastAsia="黑体" w:hAnsi="黑体" w:hint="eastAsia"/>
+          <w:color w:val="000000"/>
+          <w:sz w:val="28"/>
+          <w:szCs w:val="28"/>
+        </w:rPr>
+        <w:t xml:space="preserve">期  </w:t>
+      </w:r>
+      <w:r>
+        <w:rPr>
+          <w:rFonts w:ascii="黑体" w:eastAsia="黑体" w:hAnsi="黑体" w:hint="eastAsia"/>
+          <w:color w:val="000000"/>
+          <w:sz w:val="28"/>
+          <w:szCs w:val="28"/>
+          <w:u w:val="single"/>
+        </w:rPr>
+        <w:t xml:space="preserve">     </w:t>
+      </w:r>
+      <w:r>
+        <w:rPr>
+          <w:rFonts w:ascii="黑体" w:eastAsia="黑体" w:hAnsi="黑体" w:hint="eastAsia"/>
+          <w:color w:val="000000"/>
+          <w:sz w:val="28"/>
+          <w:szCs w:val="28"/>
+          <w:u w:val="single"/>
+        </w:rPr>
+        <w:t xml:space="preserve">   </w:t>
+      </w:r>
+      <w:r>
+        <w:rPr>
+          <w:rFonts w:ascii="黑体" w:eastAsia="黑体" w:hAnsi="黑体" w:hint="eastAsia"/>
+          <w:color w:val="000000"/>
+          <w:sz w:val="28"/>
+          <w:szCs w:val="28"/>
+          <w:u w:val="single"/>
+        </w:rPr>
+        <w:t xml:space="preserve"> </w:t>
+      </w:r>
+      <w:r>
+        <w:rPr>
+          <w:rFonts w:ascii="黑体" w:eastAsia="黑体" w:hAnsi="黑体" w:hint="eastAsia"/>
+          <w:color w:val="000000"/>
+          <w:sz w:val="28"/>
+          <w:szCs w:val="28"/>
+          <w:u w:val="single"/>
+        </w:rPr>
+        <w:t>2026.</w:t>
+      </w:r>
+      <w:r>
+        <w:rPr>
+          <w:rFonts w:ascii="黑体" w:eastAsia="黑体" w:hAnsi="黑体" w:hint="eastAsia"/>
+          <w:color w:val="000000"/>
+          <w:sz w:val="28"/>
+          <w:szCs w:val="28"/>
+          <w:u w:val="single"/>
+        </w:rPr>
+        <w:t>5</w:t>
+      </w:r>
+      <w:r>
+        <w:rPr>
+          <w:rFonts w:ascii="黑体" w:eastAsia="黑体" w:hAnsi="黑体" w:hint="eastAsia"/>
+          <w:color w:val="000000"/>
+          <w:sz w:val="28"/>
+          <w:szCs w:val="28"/>
+          <w:u w:val="single"/>
+        </w:rPr>
+        <w:t>.</w:t>
+      </w:r>
+      <w:r>
+        <w:rPr>
+          <w:rFonts w:ascii="黑体" w:eastAsia="黑体" w:hAnsi="黑体" w:hint="eastAsia"/>
+          <w:color w:val="000000"/>
+          <w:sz w:val="28"/>
+          <w:szCs w:val="28"/>
+          <w:u w:val="single"/>
+        </w:rPr>
+        <w:t>6</w:t>
+      </w:r>
+      <w:r>
+        <w:rPr>
+          <w:rFonts w:ascii="黑体" w:eastAsia="黑体" w:hAnsi="黑体" w:hint="eastAsia"/>
+          <w:color w:val="000000"/>
+          <w:sz w:val="28"/>
+          <w:szCs w:val="28"/>
+          <w:u w:val="single"/>
+        </w:rPr>
+        <w:t xml:space="preserve">     </w:t>
+      </w:r>
+      <w:r>
+        <w:rPr>
+          <w:rFonts w:ascii="黑体" w:eastAsia="黑体" w:hAnsi="黑体" w:hint="eastAsia"/>
+          <w:color w:val="000000"/>
+          <w:sz w:val="28"/>
+          <w:szCs w:val="28"/>
+          <w:u w:val="single"/>
+        </w:rPr>
+        <w:t xml:space="preserve">  </w:t>
+      </w:r>
+      <w:r>
+        <w:rPr>
+          <w:rFonts w:ascii="黑体" w:eastAsia="黑体" w:hAnsi="黑体" w:hint="eastAsia"/>
+          <w:color w:val="000000"/>
+          <w:sz w:val="28"/>
+          <w:szCs w:val="28"/>
+          <w:u w:val="single"/>
+        </w:rPr>
+        <w:t xml:space="preserve"> </w:t>
+      </w:r>
+      <w:r>
+        <w:rPr>
+          <w:rFonts w:ascii="黑体" w:eastAsia="黑体" w:hAnsi="黑体" w:hint="eastAsia"/>
+          <w:color w:val="000000"/>
+          <w:sz w:val="28"/>
+          <w:szCs w:val="28"/>
+          <w:u w:val="single"/>
+        </w:rPr>
+        <w:t xml:space="preserve"> </w:t>
+      </w:r>
+      <w:r>
+        <w:rPr>
+          <w:rFonts w:ascii="黑体" w:eastAsia="黑体" w:hAnsi="黑体" w:hint="eastAsia"/>
+          <w:color w:val="000000"/>
+          <w:sz w:val="28"/>
+          <w:szCs w:val="28"/>
+          <w:u w:val="single"/>
+        </w:rPr>
+        <w:t xml:space="preserve">  </w:t>
+      </w:r>
+      <w:r>
+        <w:rPr>
+          <w:rFonts w:ascii="黑体" w:eastAsia="黑体" w:hAnsi="黑体" w:hint="eastAsia"/>
+          <w:color w:val="000000"/>
+          <w:sz w:val="28"/>
+          <w:szCs w:val="28"/>
+          <w:u w:val="single"/>
+        </w:rPr>
+        <w:t xml:space="preserve"> </w:t>
+      </w:r>
+      <w:r>
+        <w:rPr>
+          <w:rFonts w:ascii="黑体" w:eastAsia="黑体" w:hAnsi="黑体" w:hint="eastAsia"/>
+          <w:color w:val="000000"/>
+          <w:sz w:val="28"/>
+          <w:szCs w:val="28"/>
+          <w:u w:val="single"/>
+        </w:rPr>
+        <w:t xml:space="preserve">   </w:t>
+      </w:r>
+    </w:p>
+    <w:p>
+      <w:pPr>
+        <w:widowControl/>
+        <w:jc w:val="left"/>
+        <w:rPr>
+          <w:rFonts w:hint="eastAsia"/>
+        </w:rPr>
+      </w:pPr>
+      <w:r>
+        <w:rPr>
+          <w:rFonts w:hint="eastAsia"/>
+        </w:rPr>
+        <w:br w:type="page"/>
+      </w:r>
+    </w:p>
+    <w:p>
+      <w:pPr>
+        <w:ind w:left="420" w:hanging="420"/>
+      </w:pPr>
+    </w:p>
     <w:p>
       <w:pPr>
         <w:pStyle w:val="a9"/>
@@ -24,6 +910,9 @@
       <w:pPr>
         <w:pStyle w:val="a9"/>
         <w:ind w:left="420" w:firstLine="420"/>
+        <w:rPr>
+          <w:rFonts w:hint="eastAsia"/>
+        </w:rPr>
       </w:pPr>
       <w:r>
         <w:t>本实验旨在通过Java多线程编程技术，深入模拟操作系统中处理机管理的核心功能——进程同步与互斥机制。</w:t>
@@ -448,13 +1337,8 @@
                 <w:rFonts w:hint="eastAsia"/>
               </w:rPr>
             </w:pPr>
-            <w:proofErr w:type="gramStart"/>
             <w:r>
-              <w:t>申请路</w:t>
-            </w:r>
-            <w:proofErr w:type="gramEnd"/>
-            <w:r>
-              <w:t>权/等红灯</w:t>
+              <w:t>申请路权/等红灯</w:t>
             </w:r>
           </w:p>
         </w:tc>
@@ -471,15 +1355,7 @@
               </w:rPr>
             </w:pPr>
             <w:r>
-              <w:t>申请资源，若条件不满足</w:t>
-            </w:r>
-            <w:proofErr w:type="gramStart"/>
-            <w:r>
-              <w:t>则进程</w:t>
-            </w:r>
-            <w:proofErr w:type="gramEnd"/>
-            <w:r>
-              <w:t>阻塞</w:t>
+              <w:t>申请资源，若条件不满足则进程阻塞</w:t>
             </w:r>
           </w:p>
         </w:tc>
@@ -628,6 +1504,9 @@
     <w:p>
       <w:pPr>
         <w:ind w:left="360" w:firstLine="420"/>
+        <w:rPr>
+          <w:rFonts w:hint="eastAsia"/>
+        </w:rPr>
       </w:pPr>
       <w:r>
         <w:t>本实验算法核心在于</w:t>
@@ -650,6 +1529,9 @@
           <w:ilvl w:val="0"/>
           <w:numId w:val="4"/>
         </w:numPr>
+        <w:rPr>
+          <w:rFonts w:hint="eastAsia"/>
+        </w:rPr>
       </w:pPr>
       <w:r>
         <w:t>同步约束（红绿灯）：普通车辆进程在进入临界区前，必须循环检查全局同步变量</w:t>
@@ -678,6 +1560,9 @@
           <w:ilvl w:val="0"/>
           <w:numId w:val="4"/>
         </w:numPr>
+        <w:rPr>
+          <w:rFonts w:hint="eastAsia"/>
+        </w:rPr>
       </w:pPr>
       <w:r>
         <w:t>互斥约束（单车道）：为了满足不准超车</w:t>
@@ -755,6 +1640,9 @@
           <w:ilvl w:val="0"/>
           <w:numId w:val="2"/>
         </w:numPr>
+        <w:rPr>
+          <w:rFonts w:hint="eastAsia"/>
+        </w:rPr>
       </w:pPr>
       <w:r>
         <w:rPr>
@@ -793,7 +1681,7 @@
                     <pic:cNvPicPr/>
                   </pic:nvPicPr>
                   <pic:blipFill>
-                    <a:blip r:embed="rId5">
+                    <a:blip r:embed="rId6">
                       <a:extLst>
                         <a:ext uri="{28A0092B-C50C-407E-A947-70E740481C1C}">
                           <a14:useLocalDpi xmlns:a14="http://schemas.microsoft.com/office/drawing/2010/main" val="0"/>
@@ -863,6 +1751,9 @@
           <w:ilvl w:val="0"/>
           <w:numId w:val="6"/>
         </w:numPr>
+        <w:rPr>
+          <w:rFonts w:hint="eastAsia"/>
+        </w:rPr>
       </w:pPr>
       <w:proofErr w:type="spellStart"/>
       <w:r>
@@ -870,15 +1761,7 @@
       </w:r>
       <w:proofErr w:type="spellEnd"/>
       <w:r>
-        <w:t xml:space="preserve"> (</w:t>
-      </w:r>
-      <w:proofErr w:type="gramStart"/>
-      <w:r>
-        <w:t>主类</w:t>
-      </w:r>
-      <w:proofErr w:type="gramEnd"/>
-      <w:r>
-        <w:t>)：负责系统的初始化。通过内部启动一个专用的控制线程，利用</w:t>
+        <w:t xml:space="preserve"> (主类)：负责系统的初始化。通过内部启动一个专用的控制线程，利用</w:t>
       </w:r>
       <w:proofErr w:type="spellStart"/>
       <w:r>
@@ -896,6 +1779,9 @@
           <w:ilvl w:val="0"/>
           <w:numId w:val="6"/>
         </w:numPr>
+        <w:rPr>
+          <w:rFonts w:hint="eastAsia"/>
+        </w:rPr>
       </w:pPr>
       <w:r>
         <w:t>Vehicle (进程类)：继承自 Thread。</w:t>
@@ -907,6 +1793,9 @@
           <w:ilvl w:val="0"/>
           <w:numId w:val="5"/>
         </w:numPr>
+        <w:rPr>
+          <w:rFonts w:hint="eastAsia"/>
+        </w:rPr>
       </w:pPr>
       <w:r>
         <w:t>成员变量：存储方向（</w:t>
@@ -917,15 +1806,7 @@
       </w:r>
       <w:proofErr w:type="spellEnd"/>
       <w:r>
-        <w:t>）、类型（type）</w:t>
-      </w:r>
-      <w:proofErr w:type="gramStart"/>
-      <w:r>
-        <w:t>与唯一</w:t>
-      </w:r>
-      <w:proofErr w:type="gramEnd"/>
-      <w:r>
-        <w:t>标识（id）。</w:t>
+        <w:t>）、类型（type）与唯一标识（id）。</w:t>
       </w:r>
     </w:p>
     <w:p>
@@ -934,6 +1815,9 @@
           <w:ilvl w:val="0"/>
           <w:numId w:val="5"/>
         </w:numPr>
+        <w:rPr>
+          <w:rFonts w:hint="eastAsia"/>
+        </w:rPr>
       </w:pPr>
       <w:r>
         <w:t>run() 方法：封装了进程的生命周期。首先进行方向同步校验（普通车），随后通过</w:t>
@@ -996,14 +1880,7 @@
         <w:rPr>
           <w:rFonts w:hint="eastAsia"/>
         </w:rPr>
-        <w:t xml:space="preserve">if </w:t>
-      </w:r>
-      <w:proofErr w:type="gramStart"/>
-      <w:r>
-        <w:rPr>
-          <w:rFonts w:hint="eastAsia"/>
-        </w:rPr>
-        <w:t>(!</w:t>
+        <w:t>if (!</w:t>
       </w:r>
       <w:proofErr w:type="spellStart"/>
       <w:r>
@@ -1013,7 +1890,6 @@
         <w:t>isSpecial</w:t>
       </w:r>
       <w:proofErr w:type="spellEnd"/>
-      <w:proofErr w:type="gramEnd"/>
       <w:r>
         <w:rPr>
           <w:rFonts w:hint="eastAsia"/>
@@ -1033,14 +1909,7 @@
         <w:rPr>
           <w:rFonts w:hint="eastAsia"/>
         </w:rPr>
-        <w:t xml:space="preserve">    while </w:t>
-      </w:r>
-      <w:proofErr w:type="gramStart"/>
-      <w:r>
-        <w:rPr>
-          <w:rFonts w:hint="eastAsia"/>
-        </w:rPr>
-        <w:t>(!</w:t>
+        <w:t xml:space="preserve">    while (!</w:t>
       </w:r>
       <w:proofErr w:type="spellStart"/>
       <w:r>
@@ -1050,7 +1919,6 @@
         <w:t>greenDirection.contains</w:t>
       </w:r>
       <w:proofErr w:type="spellEnd"/>
-      <w:proofErr w:type="gramEnd"/>
       <w:r>
         <w:rPr>
           <w:rFonts w:hint="eastAsia"/>
@@ -1152,21 +2020,7 @@
         <w:rPr>
           <w:rFonts w:hint="eastAsia"/>
         </w:rPr>
-        <w:t>// 互斥访问逻辑：P操作</w:t>
-      </w:r>
-      <w:proofErr w:type="gramStart"/>
-      <w:r>
-        <w:rPr>
-          <w:rFonts w:hint="eastAsia"/>
-        </w:rPr>
-        <w:t>申请路</w:t>
-      </w:r>
-      <w:proofErr w:type="gramEnd"/>
-      <w:r>
-        <w:rPr>
-          <w:rFonts w:hint="eastAsia"/>
-        </w:rPr>
-        <w:t>权，模拟进入临界区</w:t>
+        <w:t>// 互斥访问逻辑：P操作申请路权，模拟进入临界区</w:t>
       </w:r>
     </w:p>
     <w:p>
@@ -1237,6 +2091,9 @@
           <w:ilvl w:val="0"/>
           <w:numId w:val="1"/>
         </w:numPr>
+        <w:rPr>
+          <w:rFonts w:hint="eastAsia"/>
+        </w:rPr>
       </w:pPr>
       <w:r>
         <w:rPr>
@@ -1246,7 +2103,15 @@
       </w:r>
     </w:p>
     <w:p>
-      <w:r>
+      <w:pPr>
+        <w:rPr>
+          <w:rFonts w:hint="eastAsia"/>
+        </w:rPr>
+      </w:pPr>
+      <w:r>
+        <w:rPr>
+          <w:noProof/>
+        </w:rPr>
         <w:drawing>
           <wp:inline distT="0" distB="0" distL="0" distR="0" wp14:anchorId="41432D47" wp14:editId="44E9301C">
             <wp:extent cx="5274310" cy="1946910"/>
@@ -1263,7 +2128,7 @@
                     <pic:cNvPicPr/>
                   </pic:nvPicPr>
                   <pic:blipFill>
-                    <a:blip r:embed="rId6"/>
+                    <a:blip r:embed="rId7"/>
                     <a:stretch>
                       <a:fillRect/>
                     </a:stretch>
@@ -1287,6 +2152,9 @@
     <w:p>
       <w:pPr>
         <w:jc w:val="center"/>
+        <w:rPr>
+          <w:rFonts w:hint="eastAsia"/>
+        </w:rPr>
       </w:pPr>
       <w:r>
         <w:rPr>
@@ -1298,8 +2166,14 @@
     <w:p>
       <w:pPr>
         <w:jc w:val="center"/>
-      </w:pPr>
-      <w:r>
+        <w:rPr>
+          <w:rFonts w:hint="eastAsia"/>
+        </w:rPr>
+      </w:pPr>
+      <w:r>
+        <w:rPr>
+          <w:noProof/>
+        </w:rPr>
         <w:lastRenderedPageBreak/>
         <w:drawing>
           <wp:inline distT="0" distB="0" distL="0" distR="0" wp14:anchorId="5645CF16" wp14:editId="191D7619">
@@ -1317,7 +2191,7 @@
                     <pic:cNvPicPr/>
                   </pic:nvPicPr>
                   <pic:blipFill>
-                    <a:blip r:embed="rId7"/>
+                    <a:blip r:embed="rId8"/>
                     <a:stretch>
                       <a:fillRect/>
                     </a:stretch>
@@ -1341,6 +2215,9 @@
     <w:p>
       <w:pPr>
         <w:jc w:val="center"/>
+        <w:rPr>
+          <w:rFonts w:hint="eastAsia"/>
+        </w:rPr>
       </w:pPr>
       <w:r>
         <w:rPr>
@@ -1364,8 +2241,14 @@
     <w:p>
       <w:pPr>
         <w:jc w:val="center"/>
-      </w:pPr>
-      <w:r>
+        <w:rPr>
+          <w:rFonts w:hint="eastAsia"/>
+        </w:rPr>
+      </w:pPr>
+      <w:r>
+        <w:rPr>
+          <w:noProof/>
+        </w:rPr>
         <w:drawing>
           <wp:inline distT="0" distB="0" distL="0" distR="0" wp14:anchorId="55D10CE1" wp14:editId="71519A30">
             <wp:extent cx="4079174" cy="2872449"/>
@@ -1382,7 +2265,7 @@
                     <pic:cNvPicPr/>
                   </pic:nvPicPr>
                   <pic:blipFill>
-                    <a:blip r:embed="rId8"/>
+                    <a:blip r:embed="rId9"/>
                     <a:stretch>
                       <a:fillRect/>
                     </a:stretch>
@@ -1406,6 +2289,9 @@
     <w:p>
       <w:pPr>
         <w:jc w:val="center"/>
+        <w:rPr>
+          <w:rFonts w:hint="eastAsia"/>
+        </w:rPr>
       </w:pPr>
       <w:r>
         <w:rPr>
@@ -1429,13 +2315,22 @@
     <w:p>
       <w:pPr>
         <w:jc w:val="center"/>
+        <w:rPr>
+          <w:rFonts w:hint="eastAsia"/>
+        </w:rPr>
       </w:pPr>
     </w:p>
     <w:p>
       <w:pPr>
         <w:jc w:val="center"/>
-      </w:pPr>
-      <w:r>
+        <w:rPr>
+          <w:rFonts w:hint="eastAsia"/>
+        </w:rPr>
+      </w:pPr>
+      <w:r>
+        <w:rPr>
+          <w:noProof/>
+        </w:rPr>
         <w:lastRenderedPageBreak/>
         <w:drawing>
           <wp:inline distT="0" distB="0" distL="0" distR="0" wp14:anchorId="64A1F969" wp14:editId="4EBED648">
@@ -1453,7 +2348,7 @@
                     <pic:cNvPicPr/>
                   </pic:nvPicPr>
                   <pic:blipFill>
-                    <a:blip r:embed="rId9"/>
+                    <a:blip r:embed="rId10"/>
                     <a:stretch>
                       <a:fillRect/>
                     </a:stretch>
@@ -1477,6 +2372,9 @@
     <w:p>
       <w:pPr>
         <w:jc w:val="center"/>
+        <w:rPr>
+          <w:rFonts w:hint="eastAsia"/>
+        </w:rPr>
       </w:pPr>
       <w:r>
         <w:rPr>
@@ -1491,6 +2389,9 @@
     <w:p>
       <w:pPr>
         <w:ind w:left="420"/>
+        <w:rPr>
+          <w:rFonts w:hint="eastAsia"/>
+        </w:rPr>
       </w:pPr>
       <w:r>
         <w:t>当</w:t>
@@ -1539,6 +2440,9 @@
     <w:p>
       <w:pPr>
         <w:ind w:left="420" w:firstLine="420"/>
+        <w:rPr>
+          <w:rFonts w:hint="eastAsia"/>
+        </w:rPr>
       </w:pPr>
       <w:r>
         <w:t>通过对实验数据的观察与分析，本项目成功模拟了处理机管理在复杂物理环境下的调度功能</w:t>
@@ -1553,6 +2457,9 @@
     <w:p>
       <w:pPr>
         <w:ind w:left="420" w:firstLine="420"/>
+        <w:rPr>
+          <w:rFonts w:hint="eastAsia"/>
+        </w:rPr>
       </w:pPr>
       <w:r>
         <w:t>运行日志显示，在东西</w:t>
@@ -1590,15 +2497,7 @@
         <w:t>遵守</w:t>
       </w:r>
       <w:r>
-        <w:t>了“不准超车”的互斥规则。特种</w:t>
-      </w:r>
-      <w:proofErr w:type="gramStart"/>
-      <w:r>
-        <w:t>车进程</w:t>
-      </w:r>
-      <w:proofErr w:type="gramEnd"/>
-      <w:r>
-        <w:t>的抢占证明了系统具备处理高优先级中断的能力。由于程序设计中采用了先同步后互斥的申请顺序，系统在全周期运行中表现稳定，未发生死锁或进程饥饿现象。</w:t>
+        <w:t>了“不准超车”的互斥规则。特种车进程的抢占证明了系统具备处理高优先级中断的能力。由于程序设计中采用了先同步后互斥的申请顺序，系统在全周期运行中表现稳定，未发生死锁或进程饥饿现象。</w:t>
       </w:r>
     </w:p>
     <w:p>
@@ -2303,7 +3202,7 @@
     <w:lsdException w:name="header" w:semiHidden="1" w:unhideWhenUsed="1"/>
     <w:lsdException w:name="footer" w:semiHidden="1" w:unhideWhenUsed="1"/>
     <w:lsdException w:name="index heading" w:semiHidden="1" w:unhideWhenUsed="1"/>
-    <w:lsdException w:name="caption" w:semiHidden="1" w:uiPriority="35" w:unhideWhenUsed="1" w:qFormat="1"/>
+    <w:lsdException w:name="caption" w:semiHidden="1" w:unhideWhenUsed="1" w:qFormat="1"/>
     <w:lsdException w:name="table of figures" w:semiHidden="1" w:unhideWhenUsed="1"/>
     <w:lsdException w:name="envelope address" w:semiHidden="1" w:unhideWhenUsed="1"/>
     <w:lsdException w:name="envelope return" w:semiHidden="1" w:unhideWhenUsed="1"/>
@@ -3190,6 +4089,24 @@
       </w:tblBorders>
     </w:tblPr>
   </w:style>
+  <w:style w:type="paragraph" w:styleId="af">
+    <w:name w:val="caption"/>
+    <w:basedOn w:val="a"/>
+    <w:next w:val="a"/>
+    <w:uiPriority w:val="99"/>
+    <w:qFormat/>
+    <w:rsid w:val="00466F67"/>
+    <w:pPr>
+      <w:jc w:val="center"/>
+    </w:pPr>
+    <w:rPr>
+      <w:rFonts w:ascii="Times New Roman" w:eastAsia="宋体" w:hAnsi="Times New Roman" w:cs="Times New Roman"/>
+      <w:b/>
+      <w:bCs/>
+      <w:sz w:val="24"/>
+      <w:szCs w:val="24"/>
+    </w:rPr>
+  </w:style>
 </w:styles>
 </file>
 
